--- a/profile/cv/generated/Saif_ur_Rehman_CV_lemon-io_senior-react-native-developer.docx
+++ b/profile/cv/generated/Saif_ur_Rehman_CV_lemon-io_senior-react-native-developer.docx
@@ -79,6 +79,7 @@
     <w:p>
       <w:pPr>
         <w:spacing w:before="0" w:after="40"/>
+        <w:jc w:val="both"/>
       </w:pPr>
       <w:r>
         <w:rPr>
@@ -86,7 +87,7 @@
           <w:i w:val="0"/>
           <w:sz w:val="21"/>
         </w:rPr>
-        <w:t>Mobile Developer with 4+ years delivering cross-platform apps in React Native and Flutter, shipped to the App Store and Play Store with real-time chat, push notifications, offline handling and media upload. Backed by full-stack Node.js and API experience, so mobile features are owned end to end rather than handed off.</w:t>
+        <w:t>Mobile Developer with 4+ years delivering cross-platform apps in React Native, shipped to the App Store and Play Store with real-time chat, push notifications, offline handling and media upload. Backed by full-stack Angular, React and Node.js experience, so a mobile feature is owned end to end rather than handed off.</w:t>
       </w:r>
     </w:p>
     <w:p>
@@ -109,6 +110,7 @@
     <w:p>
       <w:pPr>
         <w:spacing w:after="30"/>
+        <w:jc w:val="both"/>
       </w:pPr>
       <w:r>
         <w:rPr>
@@ -121,12 +123,32 @@
         <w:rPr>
           <w:sz w:val="21"/>
         </w:rPr>
-        <w:t>React, Next.js, React Native, Flutter, Angular, Ionic, Redux, Tailwind CSS, PrimeNG, Framer Motion</w:t>
+        <w:t>Angular, React, Next.js, Ionic, React Native, Flutter, TypeScript, RxJS, NgRx Signals, Redux, Tailwind CSS, Angular Material, PrimeNG</w:t>
       </w:r>
     </w:p>
     <w:p>
       <w:pPr>
         <w:spacing w:after="30"/>
+        <w:jc w:val="both"/>
+      </w:pPr>
+      <w:r>
+        <w:rPr>
+          <w:b/>
+          <w:sz w:val="21"/>
+        </w:rPr>
+        <w:t xml:space="preserve">Mobile: </w:t>
+      </w:r>
+      <w:r>
+        <w:rPr>
+          <w:sz w:val="21"/>
+        </w:rPr>
+        <w:t>Flutter, React Native, Capacitor, iOS, Android</w:t>
+      </w:r>
+    </w:p>
+    <w:p>
+      <w:pPr>
+        <w:spacing w:after="30"/>
+        <w:jc w:val="both"/>
       </w:pPr>
       <w:r>
         <w:rPr>
@@ -145,6 +167,7 @@
     <w:p>
       <w:pPr>
         <w:spacing w:after="30"/>
+        <w:jc w:val="both"/>
       </w:pPr>
       <w:r>
         <w:rPr>
@@ -157,12 +180,13 @@
         <w:rPr>
           <w:sz w:val="21"/>
         </w:rPr>
-        <w:t>TypeScript, JavaScript (ES6+), Python, Dart, SQL, HTML5, CSS3</w:t>
+        <w:t>TypeScript, JavaScript (ES6+), Python, SQL, HTML5, CSS3</w:t>
       </w:r>
     </w:p>
     <w:p>
       <w:pPr>
         <w:spacing w:after="30"/>
+        <w:jc w:val="both"/>
       </w:pPr>
       <w:r>
         <w:rPr>
@@ -181,6 +205,7 @@
     <w:p>
       <w:pPr>
         <w:spacing w:after="30"/>
+        <w:jc w:val="both"/>
       </w:pPr>
       <w:r>
         <w:rPr>
@@ -199,6 +224,7 @@
     <w:p>
       <w:pPr>
         <w:spacing w:after="30"/>
+        <w:jc w:val="both"/>
       </w:pPr>
       <w:r>
         <w:rPr>
@@ -217,6 +243,26 @@
     <w:p>
       <w:pPr>
         <w:spacing w:after="30"/>
+        <w:jc w:val="both"/>
+      </w:pPr>
+      <w:r>
+        <w:rPr>
+          <w:b/>
+          <w:sz w:val="21"/>
+        </w:rPr>
+        <w:t xml:space="preserve">Domain: </w:t>
+      </w:r>
+      <w:r>
+        <w:rPr>
+          <w:sz w:val="21"/>
+        </w:rPr>
+        <w:t>Healthcare / practice management, Clinical documentation, Statutory health-insurance billing, Appointment scheduling, Multi-tenant architecture, Offline-first &amp; conflict resolution, GDPR</w:t>
+      </w:r>
+    </w:p>
+    <w:p>
+      <w:pPr>
+        <w:spacing w:after="30"/>
+        <w:jc w:val="both"/>
       </w:pPr>
       <w:r>
         <w:rPr>
@@ -229,43 +275,26 @@
         <w:rPr>
           <w:sz w:val="21"/>
         </w:rPr>
-        <w:t>Stripe, Shopify, Amazon FBA/FBM, WooCommerce, Twilio, Firebase Cloud Messaging, OAuth 2.0, Payment Gateways</w:t>
+        <w:t>Stripe, Twilio, Firebase Cloud Messaging, OAuth 2.0, Payment Gateways</w:t>
       </w:r>
     </w:p>
     <w:p>
       <w:pPr>
         <w:spacing w:after="30"/>
+        <w:jc w:val="both"/>
       </w:pPr>
       <w:r>
         <w:rPr>
           <w:b/>
           <w:sz w:val="21"/>
         </w:rPr>
-        <w:t xml:space="preserve">Practices: </w:t>
+        <w:t xml:space="preserve">Practices &amp; Tools: </w:t>
       </w:r>
       <w:r>
         <w:rPr>
           <w:sz w:val="21"/>
         </w:rPr>
-        <w:t>Agile / Scrum, Code review, Unit &amp; integration testing, Git flow, Technical documentation, Client communication</w:t>
-      </w:r>
-    </w:p>
-    <w:p>
-      <w:pPr>
-        <w:spacing w:after="30"/>
-      </w:pPr>
-      <w:r>
-        <w:rPr>
-          <w:b/>
-          <w:sz w:val="21"/>
-        </w:rPr>
-        <w:t xml:space="preserve">Tools: </w:t>
-      </w:r>
-      <w:r>
-        <w:rPr>
-          <w:sz w:val="21"/>
-        </w:rPr>
-        <w:t>Git, GitHub, Bitbucket, Jira, Figma, ESLint, SonarQube, Postman, Android Studio, Xcode</w:t>
+        <w:t>Agile / Scrum, Code review, Playwright end-to-end testing, Unit &amp; integration testing, i18n (DE/EN), Versioned internal libraries, Trunk-based Git, Technical documentation, Client communication, Git, GitHub, Bitbucket, Jira, Figma, ESLint, SonarQube, Postman, Android Studio, Xcode</w:t>
       </w:r>
     </w:p>
     <w:p>
@@ -316,48 +345,91 @@
       <w:pPr>
         <w:spacing w:after="30"/>
         <w:ind w:left="317" w:hanging="202"/>
+        <w:jc w:val="both"/>
       </w:pPr>
       <w:r>
         <w:rPr>
           <w:sz w:val="21"/>
         </w:rPr>
-        <w:t>•  Build and ship production web and mobile applications for European clients, owning features end to end from requirements through deployment.</w:t>
+        <w:t>•  Lead developer on Ludwig, a medical practice-management and patient-booking suite for physiotherapy and doctors' practices in Germany and Austria, owning features end to end from data model and API integration through to the interface.</w:t>
       </w:r>
     </w:p>
     <w:p>
       <w:pPr>
         <w:spacing w:after="30"/>
         <w:ind w:left="317" w:hanging="202"/>
+        <w:jc w:val="both"/>
       </w:pPr>
       <w:r>
         <w:rPr>
           <w:sz w:val="21"/>
         </w:rPr>
-        <w:t>•  Develop and deploy backend services and REST APIs in Node.js and NestJS, containerised with Docker and released through CI/CD pipelines.</w:t>
+        <w:t>•  Built clinical documentation to the standards Austrian and German practices are legally required to keep, including an anatomical body chart stored as structured data so it opens unchanged on any client.</w:t>
       </w:r>
     </w:p>
     <w:p>
       <w:pPr>
         <w:spacing w:after="30"/>
         <w:ind w:left="317" w:hanging="202"/>
+        <w:jc w:val="both"/>
       </w:pPr>
       <w:r>
         <w:rPr>
           <w:sz w:val="21"/>
         </w:rPr>
-        <w:t>•  Integrate third-party platforms and payment providers, and design the data models and API contracts that front-end and mobile clients consume.</w:t>
+        <w:t>•  Delivered statutory health-insurance invoicing: tariff-priced position lines, gap-free invoice numbering per company, and PDF export with SEPA payment QR codes.</w:t>
       </w:r>
     </w:p>
     <w:p>
       <w:pPr>
         <w:spacing w:after="30"/>
         <w:ind w:left="317" w:hanging="202"/>
+        <w:jc w:val="both"/>
       </w:pPr>
       <w:r>
         <w:rPr>
           <w:sz w:val="21"/>
         </w:rPr>
-        <w:t>•  Work in an Agile team with code review, technical documentation and direct client communication on requirements and delivery.</w:t>
+        <w:t>•  Implemented multi-tenancy on two axes, so one deployment serves many practices while practice groups partition patients, invoicing and outbound mail across sub-companies.</w:t>
+      </w:r>
+    </w:p>
+    <w:p>
+      <w:pPr>
+        <w:spacing w:after="30"/>
+        <w:ind w:left="317" w:hanging="202"/>
+        <w:jc w:val="both"/>
+      </w:pPr>
+      <w:r>
+        <w:rPr>
+          <w:sz w:val="21"/>
+        </w:rPr>
+        <w:t>•  Built offline-first working with two-way synchronisation and conflict review, so practitioners keep working in the field without overwriting colleagues' changes.</w:t>
+      </w:r>
+    </w:p>
+    <w:p>
+      <w:pPr>
+        <w:spacing w:after="30"/>
+        <w:ind w:left="317" w:hanging="202"/>
+        <w:jc w:val="both"/>
+      </w:pPr>
+      <w:r>
+        <w:rPr>
+          <w:sz w:val="21"/>
+        </w:rPr>
+        <w:t>•  Shipped a configuration-driven patient booking wizard in Next.js and React, with per-practice theming, one-time-code login and embeddable appointment and course booking.</w:t>
+      </w:r>
+    </w:p>
+    <w:p>
+      <w:pPr>
+        <w:spacing w:after="30"/>
+        <w:ind w:left="317" w:hanging="202"/>
+        <w:jc w:val="both"/>
+      </w:pPr>
+      <w:r>
+        <w:rPr>
+          <w:sz w:val="21"/>
+        </w:rPr>
+        <w:t>•  Delivered three further products alongside Ludwig: a business-connector application, a business-card manager for company details, and a national public registry of deceased persons.</w:t>
       </w:r>
     </w:p>
     <w:p>
@@ -371,7 +443,7 @@
           <w:color w:val="444444"/>
           <w:sz w:val="19"/>
         </w:rPr>
-        <w:t>Stack: React, Next.js, React Native, Node.js, NestJS, TypeScript, PostgreSQL, MongoDB, Docker, AWS</w:t>
+        <w:t>Stack: Angular 19, Ionic 8, TypeScript, Next.js 16, React 19, Flutter, RxJS, NgRx Signals, Tailwind CSS, Playwright</w:t>
       </w:r>
     </w:p>
     <w:p>
@@ -405,18 +477,20 @@
       <w:pPr>
         <w:spacing w:after="30"/>
         <w:ind w:left="317" w:hanging="202"/>
+        <w:jc w:val="both"/>
       </w:pPr>
       <w:r>
         <w:rPr>
           <w:sz w:val="21"/>
         </w:rPr>
-        <w:t>•  Led development on multiple client platforms - logistics, marketplace, real-estate and field-service products - from architecture through release.</w:t>
+        <w:t>•  Led delivery on client platforms across logistics, marketplace, real-estate and field-service products, from architecture through release.</w:t>
       </w:r>
     </w:p>
     <w:p>
       <w:pPr>
         <w:spacing w:after="30"/>
         <w:ind w:left="317" w:hanging="202"/>
+        <w:jc w:val="both"/>
       </w:pPr>
       <w:r>
         <w:rPr>
@@ -429,36 +503,39 @@
       <w:pPr>
         <w:spacing w:after="30"/>
         <w:ind w:left="317" w:hanging="202"/>
+        <w:jc w:val="both"/>
       </w:pPr>
       <w:r>
         <w:rPr>
           <w:sz w:val="21"/>
         </w:rPr>
-        <w:t>•  Designed and integrated REST APIs against MongoDB, MariaDB and Redis, and tuned queries and caching to keep dashboards responsive at scale.</w:t>
+        <w:t>•  Designed REST APIs over MongoDB, MariaDB and Redis, tuning queries and caching to keep dashboards responsive at scale.</w:t>
       </w:r>
     </w:p>
     <w:p>
       <w:pPr>
         <w:spacing w:after="30"/>
         <w:ind w:left="317" w:hanging="202"/>
+        <w:jc w:val="both"/>
       </w:pPr>
       <w:r>
         <w:rPr>
           <w:sz w:val="21"/>
         </w:rPr>
-        <w:t>•  Integrated e-commerce and payment platforms including Shopify, Amazon, WooCommerce and Stripe to automate order and fulfilment flows.</w:t>
+        <w:t>•  Integrated payment providers and third-party APIs to automate order and fulfilment flows.</w:t>
       </w:r>
     </w:p>
     <w:p>
       <w:pPr>
         <w:spacing w:after="30"/>
         <w:ind w:left="317" w:hanging="202"/>
+        <w:jc w:val="both"/>
       </w:pPr>
       <w:r>
         <w:rPr>
           <w:sz w:val="21"/>
         </w:rPr>
-        <w:t>•  Mentored junior developers, ran code reviews, and handled direct client requirement-gathering and delivery planning.</w:t>
+        <w:t>•  Mentored junior developers, ran code reviews, and handled client requirements and delivery planning directly.</w:t>
       </w:r>
     </w:p>
     <w:p>
@@ -506,24 +583,13 @@
       <w:pPr>
         <w:spacing w:after="30"/>
         <w:ind w:left="317" w:hanging="202"/>
+        <w:jc w:val="both"/>
       </w:pPr>
       <w:r>
         <w:rPr>
           <w:sz w:val="21"/>
         </w:rPr>
-        <w:t>•  Built responsive user interfaces and integrated payment and geolocation APIs into client web applications.</w:t>
-      </w:r>
-    </w:p>
-    <w:p>
-      <w:pPr>
-        <w:spacing w:after="30"/>
-        <w:ind w:left="317" w:hanging="202"/>
-      </w:pPr>
-      <w:r>
-        <w:rPr>
-          <w:sz w:val="21"/>
-        </w:rPr>
-        <w:t>•  Supported backend development and manual testing across the release cycle.</w:t>
+        <w:t>•  Built responsive interfaces and integrated payment and geolocation APIs into client web applications, with backend support and manual testing.</w:t>
       </w:r>
     </w:p>
     <w:p>
@@ -567,7 +633,7 @@
           <w:i w:val="0"/>
           <w:sz w:val="21"/>
         </w:rPr>
-        <w:t>99DPF - Service Booking Platform (Web + Mobile)</w:t>
+        <w:t>Ludwig Practice Suite - Medical Practice Software (Germany / Austria)</w:t>
       </w:r>
     </w:p>
     <w:p>
@@ -581,82 +647,33 @@
           <w:color w:val="444444"/>
           <w:sz w:val="19"/>
         </w:rPr>
-        <w:t>React, React Native, Node.js, MongoDB, Socket.IO, Push Notifications</w:t>
+        <w:t>Angular, Ionic, TypeScript, Next.js, React, Flutter, RxJS, Tailwind CSS, Playwright, PDF generation</w:t>
       </w:r>
     </w:p>
     <w:p>
       <w:pPr>
         <w:spacing w:after="30"/>
         <w:ind w:left="317" w:hanging="202"/>
+        <w:jc w:val="both"/>
       </w:pPr>
       <w:r>
         <w:rPr>
           <w:sz w:val="21"/>
         </w:rPr>
-        <w:t>•  Shipped a React Native mobile app alongside the React web client from one shared Node.js API.</w:t>
+        <w:t>•  Lead contributor to the practice dashboard, covering calendar, patients, clinical documentation, invoicing, courses and insurance tariffs in Angular and Ionic.</w:t>
       </w:r>
     </w:p>
     <w:p>
       <w:pPr>
         <w:spacing w:after="30"/>
         <w:ind w:left="317" w:hanging="202"/>
+        <w:jc w:val="both"/>
       </w:pPr>
       <w:r>
         <w:rPr>
           <w:sz w:val="21"/>
         </w:rPr>
-        <w:t>•  Built real-time chat, push notifications, image upload and live order-status updates for both customers and service partners.</w:t>
-      </w:r>
-    </w:p>
-    <w:p>
-      <w:pPr>
-        <w:spacing w:before="100" w:after="0"/>
-      </w:pPr>
-      <w:r>
-        <w:rPr>
-          <w:b/>
-          <w:i w:val="0"/>
-          <w:sz w:val="21"/>
-        </w:rPr>
-        <w:t>HIS - Healthcare Workforce Management System</w:t>
-      </w:r>
-    </w:p>
-    <w:p>
-      <w:pPr>
-        <w:spacing w:before="0" w:after="40"/>
-      </w:pPr>
-      <w:r>
-        <w:rPr>
-          <w:b w:val="0"/>
-          <w:i/>
-          <w:color w:val="444444"/>
-          <w:sz w:val="19"/>
-        </w:rPr>
-        <w:t>React, React Native, TypeScript, Node.js, AWS, Docker</w:t>
-      </w:r>
-    </w:p>
-    <w:p>
-      <w:pPr>
-        <w:spacing w:after="30"/>
-        <w:ind w:left="317" w:hanging="202"/>
-      </w:pPr>
-      <w:r>
-        <w:rPr>
-          <w:sz w:val="21"/>
-        </w:rPr>
-        <w:t>•  Built scheduling logic for complex hospital rostering including rotating and night shifts.</w:t>
-      </w:r>
-    </w:p>
-    <w:p>
-      <w:pPr>
-        <w:spacing w:after="30"/>
-        <w:ind w:left="317" w:hanging="202"/>
-      </w:pPr>
-      <w:r>
-        <w:rPr>
-          <w:sz w:val="21"/>
-        </w:rPr>
-        <w:t>•  Implemented attendance, leave-request and overtime tracking with automated reporting, replacing manual record-keeping.</w:t>
+        <w:t>•  Built appointment scheduling against real constraints: recurring series, practitioner and room resources, absences, waiting lists and free-slot computation.</w:t>
       </w:r>
     </w:p>
     <w:p>
@@ -690,6 +707,7 @@
       <w:pPr>
         <w:spacing w:after="30"/>
         <w:ind w:left="317" w:hanging="202"/>
+        <w:jc w:val="both"/>
       </w:pPr>
       <w:r>
         <w:rPr>
@@ -702,6 +720,7 @@
       <w:pPr>
         <w:spacing w:after="30"/>
         <w:ind w:left="317" w:hanging="202"/>
+        <w:jc w:val="both"/>
       </w:pPr>
       <w:r>
         <w:rPr>
@@ -720,7 +739,7 @@
           <w:i w:val="0"/>
           <w:sz w:val="21"/>
         </w:rPr>
-        <w:t>SandSeekers - Dubai Real Estate Platform</w:t>
+        <w:t>99DPF - Service Booking Platform (Web + Mobile)</w:t>
       </w:r>
     </w:p>
     <w:p>
@@ -734,31 +753,33 @@
           <w:color w:val="444444"/>
           <w:sz w:val="19"/>
         </w:rPr>
-        <w:t>Next.js, Node.js, MongoDB, Data Integrations</w:t>
+        <w:t>React, React Native, Node.js, MongoDB, Socket.IO, Push Notifications</w:t>
       </w:r>
     </w:p>
     <w:p>
       <w:pPr>
         <w:spacing w:after="30"/>
         <w:ind w:left="317" w:hanging="202"/>
+        <w:jc w:val="both"/>
       </w:pPr>
       <w:r>
         <w:rPr>
           <w:sz w:val="21"/>
         </w:rPr>
-        <w:t>•  Led end-to-end delivery of a residential and commercial property platform, owning architecture, the development team and client communication.</w:t>
+        <w:t>•  Shipped a React Native mobile app alongside the React web client from one shared Node.js API.</w:t>
       </w:r>
     </w:p>
     <w:p>
       <w:pPr>
         <w:spacing w:after="30"/>
         <w:ind w:left="317" w:hanging="202"/>
+        <w:jc w:val="both"/>
       </w:pPr>
       <w:r>
         <w:rPr>
           <w:sz w:val="21"/>
         </w:rPr>
-        <w:t>•  Built a custom CRM for listings, leads and property-demo bookings.</w:t>
+        <w:t>•  Built real-time chat, push notifications, image upload and live order-status updates for both customers and service partners.</w:t>
       </w:r>
     </w:p>
     <w:p>
@@ -853,6 +874,7 @@
       <w:pPr>
         <w:spacing w:after="30"/>
         <w:ind w:left="317" w:hanging="202"/>
+        <w:jc w:val="both"/>
       </w:pPr>
       <w:r>
         <w:rPr>
@@ -865,6 +887,7 @@
       <w:pPr>
         <w:spacing w:after="30"/>
         <w:ind w:left="317" w:hanging="202"/>
+        <w:jc w:val="both"/>
       </w:pPr>
       <w:r>
         <w:rPr>
@@ -877,6 +900,7 @@
       <w:pPr>
         <w:spacing w:after="30"/>
         <w:ind w:left="317" w:hanging="202"/>
+        <w:jc w:val="both"/>
       </w:pPr>
       <w:r>
         <w:rPr>
